--- a/Java-Programming-R23-Syllabus.docx
+++ b/Java-Programming-R23-Syllabus.docx
@@ -879,23 +879,7 @@
           <w:sz w:val="24"/>
           <w:szCs w:val="24"/>
         </w:rPr>
-        <w:t xml:space="preserve">To Learn </w:t>
-      </w:r>
-      <w:r>
-        <w:rPr>
-          <w:rFonts w:ascii="Times New Roman" w:hAnsi="Times New Roman" w:cs="Times New Roman"/>
-          <w:sz w:val="24"/>
-          <w:szCs w:val="24"/>
-        </w:rPr>
-        <w:t>the</w:t>
-      </w:r>
-      <w:r>
-        <w:rPr>
-          <w:rFonts w:ascii="Times New Roman" w:hAnsi="Times New Roman" w:cs="Times New Roman"/>
-          <w:sz w:val="24"/>
-          <w:szCs w:val="24"/>
-        </w:rPr>
-        <w:t xml:space="preserve"> Basics of Java Console and GUI Based Programming.</w:t>
+        <w:t>To Learn the Basics of Java Console and GUI Based Programming.</w:t>
       </w:r>
     </w:p>
     <w:p>
@@ -1276,7 +1260,6 @@
         <w:gridCol w:w="576"/>
         <w:gridCol w:w="576"/>
         <w:gridCol w:w="576"/>
-        <w:gridCol w:w="576"/>
       </w:tblGrid>
       <w:tr>
         <w:trPr>
@@ -1312,7 +1295,7 @@
         <w:tc>
           <w:tcPr>
             <w:tcW w:w="576" w:type="dxa"/>
-            <w:gridSpan w:val="14"/>
+            <w:gridSpan w:val="13"/>
             <w:shd w:val="clear" w:color="auto" w:fill="BDD7EE"/>
             <w:vAlign w:val="center"/>
           </w:tcPr>
@@ -1400,7 +1383,7 @@
         <w:tc>
           <w:tcPr>
             <w:tcW w:w="576" w:type="dxa"/>
-            <w:gridSpan w:val="7"/>
+            <w:gridSpan w:val="6"/>
             <w:shd w:val="clear" w:color="auto" w:fill="BDD7EE"/>
             <w:vAlign w:val="center"/>
           </w:tcPr>
@@ -1805,33 +1788,6 @@
                 <w:sz w:val="24"/>
                 <w:szCs w:val="24"/>
               </w:rPr>
-              <w:t>12</w:t>
-            </w:r>
-          </w:p>
-        </w:tc>
-        <w:tc>
-          <w:tcPr>
-            <w:tcW w:w="576" w:type="dxa"/>
-            <w:shd w:val="clear" w:color="auto" w:fill="BDD7EE"/>
-            <w:vAlign w:val="center"/>
-          </w:tcPr>
-          <w:p>
-            <w:pPr>
-              <w:spacing w:before="20" w:after="20"/>
-              <w:jc w:val="center"/>
-              <w:rPr>
-                <w:rFonts w:ascii="Times New Roman" w:hAnsi="Times New Roman" w:cs="Times New Roman"/>
-                <w:sz w:val="24"/>
-                <w:szCs w:val="24"/>
-              </w:rPr>
-            </w:pPr>
-            <w:r>
-              <w:rPr>
-                <w:rFonts w:ascii="Times New Roman" w:hAnsi="Times New Roman" w:cs="Times New Roman"/>
-                <w:b/>
-                <w:sz w:val="24"/>
-                <w:szCs w:val="24"/>
-              </w:rPr>
               <w:t>1</w:t>
             </w:r>
           </w:p>
@@ -2214,31 +2170,6 @@
                 <w:sz w:val="24"/>
                 <w:szCs w:val="24"/>
               </w:rPr>
-              <w:t>2</w:t>
-            </w:r>
-          </w:p>
-        </w:tc>
-        <w:tc>
-          <w:tcPr>
-            <w:tcW w:w="576" w:type="dxa"/>
-            <w:vAlign w:val="center"/>
-          </w:tcPr>
-          <w:p>
-            <w:pPr>
-              <w:spacing w:before="20" w:after="20"/>
-              <w:jc w:val="center"/>
-              <w:rPr>
-                <w:rFonts w:ascii="Times New Roman" w:hAnsi="Times New Roman" w:cs="Times New Roman"/>
-                <w:sz w:val="24"/>
-                <w:szCs w:val="24"/>
-              </w:rPr>
-            </w:pPr>
-            <w:r>
-              <w:rPr>
-                <w:rFonts w:ascii="Times New Roman" w:hAnsi="Times New Roman" w:cs="Times New Roman"/>
-                <w:sz w:val="24"/>
-                <w:szCs w:val="24"/>
-              </w:rPr>
               <w:t>-</w:t>
             </w:r>
           </w:p>
@@ -2294,6 +2225,56 @@
                 <w:sz w:val="24"/>
                 <w:szCs w:val="24"/>
               </w:rPr>
+              <w:t>-</w:t>
+            </w:r>
+          </w:p>
+        </w:tc>
+        <w:tc>
+          <w:tcPr>
+            <w:tcW w:w="576" w:type="dxa"/>
+            <w:vAlign w:val="center"/>
+          </w:tcPr>
+          <w:p>
+            <w:pPr>
+              <w:spacing w:before="20" w:after="20"/>
+              <w:jc w:val="center"/>
+              <w:rPr>
+                <w:rFonts w:ascii="Times New Roman" w:hAnsi="Times New Roman" w:cs="Times New Roman"/>
+                <w:sz w:val="24"/>
+                <w:szCs w:val="24"/>
+              </w:rPr>
+            </w:pPr>
+            <w:r>
+              <w:rPr>
+                <w:rFonts w:ascii="Times New Roman" w:hAnsi="Times New Roman" w:cs="Times New Roman"/>
+                <w:sz w:val="24"/>
+                <w:szCs w:val="24"/>
+              </w:rPr>
+              <w:t>3</w:t>
+            </w:r>
+          </w:p>
+        </w:tc>
+        <w:tc>
+          <w:tcPr>
+            <w:tcW w:w="576" w:type="dxa"/>
+            <w:vAlign w:val="center"/>
+          </w:tcPr>
+          <w:p>
+            <w:pPr>
+              <w:spacing w:before="20" w:after="20"/>
+              <w:jc w:val="center"/>
+              <w:rPr>
+                <w:rFonts w:ascii="Times New Roman" w:hAnsi="Times New Roman" w:cs="Times New Roman"/>
+                <w:sz w:val="24"/>
+                <w:szCs w:val="24"/>
+              </w:rPr>
+            </w:pPr>
+            <w:r>
+              <w:rPr>
+                <w:rFonts w:ascii="Times New Roman" w:hAnsi="Times New Roman" w:cs="Times New Roman"/>
+                <w:sz w:val="24"/>
+                <w:szCs w:val="24"/>
+              </w:rPr>
               <w:t>2</w:t>
             </w:r>
           </w:p>
@@ -2319,7 +2300,7 @@
                 <w:sz w:val="24"/>
                 <w:szCs w:val="24"/>
               </w:rPr>
-              <w:t>3</w:t>
+              <w:t>-</w:t>
             </w:r>
           </w:p>
         </w:tc>
@@ -2345,81 +2326,6 @@
                 <w:szCs w:val="24"/>
               </w:rPr>
               <w:t>2</w:t>
-            </w:r>
-          </w:p>
-        </w:tc>
-        <w:tc>
-          <w:tcPr>
-            <w:tcW w:w="576" w:type="dxa"/>
-            <w:vAlign w:val="center"/>
-          </w:tcPr>
-          <w:p>
-            <w:pPr>
-              <w:spacing w:before="20" w:after="20"/>
-              <w:jc w:val="center"/>
-              <w:rPr>
-                <w:rFonts w:ascii="Times New Roman" w:hAnsi="Times New Roman" w:cs="Times New Roman"/>
-                <w:sz w:val="24"/>
-                <w:szCs w:val="24"/>
-              </w:rPr>
-            </w:pPr>
-            <w:r>
-              <w:rPr>
-                <w:rFonts w:ascii="Times New Roman" w:hAnsi="Times New Roman" w:cs="Times New Roman"/>
-                <w:sz w:val="24"/>
-                <w:szCs w:val="24"/>
-              </w:rPr>
-              <w:t>-</w:t>
-            </w:r>
-          </w:p>
-        </w:tc>
-        <w:tc>
-          <w:tcPr>
-            <w:tcW w:w="576" w:type="dxa"/>
-            <w:vAlign w:val="center"/>
-          </w:tcPr>
-          <w:p>
-            <w:pPr>
-              <w:spacing w:before="20" w:after="20"/>
-              <w:jc w:val="center"/>
-              <w:rPr>
-                <w:rFonts w:ascii="Times New Roman" w:hAnsi="Times New Roman" w:cs="Times New Roman"/>
-                <w:sz w:val="24"/>
-                <w:szCs w:val="24"/>
-              </w:rPr>
-            </w:pPr>
-            <w:r>
-              <w:rPr>
-                <w:rFonts w:ascii="Times New Roman" w:hAnsi="Times New Roman" w:cs="Times New Roman"/>
-                <w:sz w:val="24"/>
-                <w:szCs w:val="24"/>
-              </w:rPr>
-              <w:t>2</w:t>
-            </w:r>
-          </w:p>
-        </w:tc>
-        <w:tc>
-          <w:tcPr>
-            <w:tcW w:w="576" w:type="dxa"/>
-            <w:vAlign w:val="center"/>
-          </w:tcPr>
-          <w:p>
-            <w:pPr>
-              <w:spacing w:before="20" w:after="20"/>
-              <w:jc w:val="center"/>
-              <w:rPr>
-                <w:rFonts w:ascii="Times New Roman" w:hAnsi="Times New Roman" w:cs="Times New Roman"/>
-                <w:sz w:val="24"/>
-                <w:szCs w:val="24"/>
-              </w:rPr>
-            </w:pPr>
-            <w:r>
-              <w:rPr>
-                <w:rFonts w:ascii="Times New Roman" w:hAnsi="Times New Roman" w:cs="Times New Roman"/>
-                <w:sz w:val="24"/>
-                <w:szCs w:val="24"/>
-              </w:rPr>
-              <w:t>-</w:t>
             </w:r>
           </w:p>
         </w:tc>
@@ -2674,7 +2580,7 @@
                 <w:sz w:val="24"/>
                 <w:szCs w:val="24"/>
               </w:rPr>
-              <w:t>1</w:t>
+              <w:t>-</w:t>
             </w:r>
           </w:p>
         </w:tc>
@@ -2750,31 +2656,6 @@
                 <w:szCs w:val="24"/>
               </w:rPr>
               <w:t>2</w:t>
-            </w:r>
-          </w:p>
-        </w:tc>
-        <w:tc>
-          <w:tcPr>
-            <w:tcW w:w="576" w:type="dxa"/>
-            <w:vAlign w:val="center"/>
-          </w:tcPr>
-          <w:p>
-            <w:pPr>
-              <w:spacing w:before="20" w:after="20"/>
-              <w:jc w:val="center"/>
-              <w:rPr>
-                <w:rFonts w:ascii="Times New Roman" w:hAnsi="Times New Roman" w:cs="Times New Roman"/>
-                <w:sz w:val="24"/>
-                <w:szCs w:val="24"/>
-              </w:rPr>
-            </w:pPr>
-            <w:r>
-              <w:rPr>
-                <w:rFonts w:ascii="Times New Roman" w:hAnsi="Times New Roman" w:cs="Times New Roman"/>
-                <w:sz w:val="24"/>
-                <w:szCs w:val="24"/>
-              </w:rPr>
-              <w:t>-</w:t>
             </w:r>
           </w:p>
         </w:tc>
@@ -3054,7 +2935,7 @@
                 <w:sz w:val="24"/>
                 <w:szCs w:val="24"/>
               </w:rPr>
-              <w:t>1</w:t>
+              <w:t>-</w:t>
             </w:r>
           </w:p>
         </w:tc>
@@ -3130,31 +3011,6 @@
                 <w:szCs w:val="24"/>
               </w:rPr>
               <w:t>3</w:t>
-            </w:r>
-          </w:p>
-        </w:tc>
-        <w:tc>
-          <w:tcPr>
-            <w:tcW w:w="576" w:type="dxa"/>
-            <w:vAlign w:val="center"/>
-          </w:tcPr>
-          <w:p>
-            <w:pPr>
-              <w:spacing w:before="20" w:after="20"/>
-              <w:jc w:val="center"/>
-              <w:rPr>
-                <w:rFonts w:ascii="Times New Roman" w:hAnsi="Times New Roman" w:cs="Times New Roman"/>
-                <w:sz w:val="24"/>
-                <w:szCs w:val="24"/>
-              </w:rPr>
-            </w:pPr>
-            <w:r>
-              <w:rPr>
-                <w:rFonts w:ascii="Times New Roman" w:hAnsi="Times New Roman" w:cs="Times New Roman"/>
-                <w:sz w:val="24"/>
-                <w:szCs w:val="24"/>
-              </w:rPr>
-              <w:t>-</w:t>
             </w:r>
           </w:p>
         </w:tc>
@@ -3391,7 +3247,7 @@
         <w:tc>
           <w:tcPr>
             <w:tcW w:w="576" w:type="dxa"/>
-            <w:gridSpan w:val="15"/>
+            <w:gridSpan w:val="14"/>
             <w:shd w:val="clear" w:color="auto" w:fill="F2F2F2"/>
             <w:vAlign w:val="center"/>
           </w:tcPr>
@@ -3410,55 +3266,7 @@
                 <w:sz w:val="24"/>
                 <w:szCs w:val="24"/>
               </w:rPr>
-              <w:t xml:space="preserve">Correlation </w:t>
-            </w:r>
-            <w:r>
-              <w:rPr>
-                <w:rFonts w:ascii="Times New Roman" w:hAnsi="Times New Roman" w:cs="Times New Roman"/>
-                <w:sz w:val="24"/>
-                <w:szCs w:val="24"/>
-              </w:rPr>
-              <w:t>levels 1</w:t>
-            </w:r>
-            <w:r>
-              <w:rPr>
-                <w:rFonts w:ascii="Times New Roman" w:hAnsi="Times New Roman" w:cs="Times New Roman"/>
-                <w:sz w:val="24"/>
-                <w:szCs w:val="24"/>
-              </w:rPr>
-              <w:t>: Slight (</w:t>
-            </w:r>
-            <w:r>
-              <w:rPr>
-                <w:rFonts w:ascii="Times New Roman" w:hAnsi="Times New Roman" w:cs="Times New Roman"/>
-                <w:sz w:val="24"/>
-                <w:szCs w:val="24"/>
-              </w:rPr>
-              <w:t>Low) 2</w:t>
-            </w:r>
-            <w:r>
-              <w:rPr>
-                <w:rFonts w:ascii="Times New Roman" w:hAnsi="Times New Roman" w:cs="Times New Roman"/>
-                <w:sz w:val="24"/>
-                <w:szCs w:val="24"/>
-              </w:rPr>
-              <w:t>: Moderate (</w:t>
-            </w:r>
-            <w:r>
-              <w:rPr>
-                <w:rFonts w:ascii="Times New Roman" w:hAnsi="Times New Roman" w:cs="Times New Roman"/>
-                <w:sz w:val="24"/>
-                <w:szCs w:val="24"/>
-              </w:rPr>
-              <w:t>Medium) 3</w:t>
-            </w:r>
-            <w:r>
-              <w:rPr>
-                <w:rFonts w:ascii="Times New Roman" w:hAnsi="Times New Roman" w:cs="Times New Roman"/>
-                <w:sz w:val="24"/>
-                <w:szCs w:val="24"/>
-              </w:rPr>
-              <w:t>: Substantial (High)</w:t>
+              <w:t>Correlation levels 1: Slight (Low) 2: Moderate (Medium) 3: Substantial (High)</w:t>
             </w:r>
           </w:p>
         </w:tc>
@@ -3530,23 +3338,7 @@
           <w:sz w:val="24"/>
           <w:szCs w:val="24"/>
         </w:rPr>
-        <w:t xml:space="preserve">Fundamentals of </w:t>
-      </w:r>
-      <w:r>
-        <w:rPr>
-          <w:rFonts w:ascii="Times New Roman" w:hAnsi="Times New Roman" w:cs="Times New Roman"/>
-          <w:sz w:val="24"/>
-          <w:szCs w:val="24"/>
-        </w:rPr>
-        <w:t>Object-Oriented</w:t>
-      </w:r>
-      <w:r>
-        <w:rPr>
-          <w:rFonts w:ascii="Times New Roman" w:hAnsi="Times New Roman" w:cs="Times New Roman"/>
-          <w:sz w:val="24"/>
-          <w:szCs w:val="24"/>
-        </w:rPr>
-        <w:t xml:space="preserve"> Programming: Object oriented paradigm, Object and Classes, Data Abstraction and Encapsulation, Inheritance, Polymorphism, Dynamic Binding.</w:t>
+        <w:t>Fundamentals of Object-Oriented Programming: Object oriented paradigm, Object and Classes, Data Abstraction and Encapsulation, Inheritance, Polymorphism, Dynamic Binding.</w:t>
       </w:r>
     </w:p>
     <w:p>
@@ -3922,17 +3714,13 @@
       </w:pPr>
       <w:r>
         <w:rPr>
-          <w:rFonts w:ascii="Times New Roman" w:hAnsi="Times New Roman" w:cs="Times New Roman"/>
           <w:noProof/>
-          <w:sz w:val="24"/>
-          <w:szCs w:val="24"/>
-        </w:rPr>
-        <w:lastRenderedPageBreak/>
+        </w:rPr>
         <w:drawing>
-          <wp:inline distT="0" distB="0" distL="0" distR="0" wp14:anchorId="253AA7CD" wp14:editId="56442256">
-            <wp:extent cx="4114800" cy="2690759"/>
+          <wp:inline distT="0" distB="0" distL="0" distR="0" wp14:anchorId="6899B017" wp14:editId="7A328785">
+            <wp:extent cx="2926080" cy="1460767"/>
             <wp:effectExtent l="0" t="0" r="0" b="0"/>
-            <wp:docPr id="2" name="Picture 2"/>
+            <wp:docPr id="901974491" name="Picture 1"/>
             <wp:cNvGraphicFramePr>
               <a:graphicFrameLocks xmlns:a="http://schemas.openxmlformats.org/drawingml/2006/main" noChangeAspect="1"/>
             </wp:cNvGraphicFramePr>
@@ -3940,23 +3728,36 @@
               <a:graphicData uri="http://schemas.openxmlformats.org/drawingml/2006/picture">
                 <pic:pic xmlns:pic="http://schemas.openxmlformats.org/drawingml/2006/picture">
                   <pic:nvPicPr>
-                    <pic:cNvPr id="0" name="class_diagram.png"/>
-                    <pic:cNvPicPr/>
+                    <pic:cNvPr id="0" name="Picture 1"/>
+                    <pic:cNvPicPr>
+                      <a:picLocks noChangeAspect="1" noChangeArrowheads="1"/>
+                    </pic:cNvPicPr>
                   </pic:nvPicPr>
                   <pic:blipFill>
-                    <a:blip r:embed="rId7"/>
+                    <a:blip r:embed="rId7">
+                      <a:extLst>
+                        <a:ext uri="{28A0092B-C50C-407E-A947-70E740481C1C}">
+                          <a14:useLocalDpi xmlns:a14="http://schemas.microsoft.com/office/drawing/2010/main" val="0"/>
+                        </a:ext>
+                      </a:extLst>
+                    </a:blip>
+                    <a:srcRect/>
                     <a:stretch>
                       <a:fillRect/>
                     </a:stretch>
                   </pic:blipFill>
-                  <pic:spPr>
+                  <pic:spPr bwMode="auto">
                     <a:xfrm>
                       <a:off x="0" y="0"/>
-                      <a:ext cx="4114800" cy="2690759"/>
+                      <a:ext cx="2926080" cy="1460767"/>
                     </a:xfrm>
                     <a:prstGeom prst="rect">
                       <a:avLst/>
                     </a:prstGeom>
+                    <a:noFill/>
+                    <a:ln>
+                      <a:noFill/>
+                    </a:ln>
                   </pic:spPr>
                 </pic:pic>
               </a:graphicData>
@@ -3981,6 +3782,7 @@
           <w:sz w:val="24"/>
           <w:szCs w:val="24"/>
         </w:rPr>
+        <w:lastRenderedPageBreak/>
         <w:t>5. Constructor Overloading: An organization is maintaining the data of employee according to cadre of employee with following parameters: name, id, designation, salary, promotion status. Apply the constructor overloading to implement it.</w:t>
       </w:r>
     </w:p>
@@ -4095,39 +3897,7 @@
           <w:sz w:val="24"/>
           <w:szCs w:val="24"/>
         </w:rPr>
-        <w:t xml:space="preserve">Input: </w:t>
-      </w:r>
-      <w:r>
-        <w:rPr>
-          <w:rFonts w:ascii="Times New Roman" w:hAnsi="Times New Roman" w:cs="Times New Roman"/>
-          <w:sz w:val="24"/>
-          <w:szCs w:val="24"/>
-        </w:rPr>
-        <w:t>abcabcbb Output</w:t>
-      </w:r>
-      <w:r>
-        <w:rPr>
-          <w:rFonts w:ascii="Times New Roman" w:hAnsi="Times New Roman" w:cs="Times New Roman"/>
-          <w:sz w:val="24"/>
-          <w:szCs w:val="24"/>
-        </w:rPr>
-        <w:t xml:space="preserve">: </w:t>
-      </w:r>
-      <w:r>
-        <w:rPr>
-          <w:rFonts w:ascii="Times New Roman" w:hAnsi="Times New Roman" w:cs="Times New Roman"/>
-          <w:sz w:val="24"/>
-          <w:szCs w:val="24"/>
-        </w:rPr>
-        <w:t>3 string</w:t>
-      </w:r>
-      <w:r>
-        <w:rPr>
-          <w:rFonts w:ascii="Times New Roman" w:hAnsi="Times New Roman" w:cs="Times New Roman"/>
-          <w:sz w:val="24"/>
-          <w:szCs w:val="24"/>
-        </w:rPr>
-        <w:t>: abc</w:t>
+        <w:t>Input: abcabcbb Output: 3 string: abc</w:t>
       </w:r>
     </w:p>
     <w:p>
@@ -4146,23 +3916,7 @@
           <w:sz w:val="24"/>
           <w:szCs w:val="24"/>
         </w:rPr>
-        <w:t xml:space="preserve">Input: pwwkew   Output: </w:t>
-      </w:r>
-      <w:r>
-        <w:rPr>
-          <w:rFonts w:ascii="Times New Roman" w:hAnsi="Times New Roman" w:cs="Times New Roman"/>
-          <w:sz w:val="24"/>
-          <w:szCs w:val="24"/>
-        </w:rPr>
-        <w:t>3 string</w:t>
-      </w:r>
-      <w:r>
-        <w:rPr>
-          <w:rFonts w:ascii="Times New Roman" w:hAnsi="Times New Roman" w:cs="Times New Roman"/>
-          <w:sz w:val="24"/>
-          <w:szCs w:val="24"/>
-        </w:rPr>
-        <w:t>: wke</w:t>
+        <w:t>Input: pwwkew   Output: 3 string: wke</w:t>
       </w:r>
     </w:p>
     <w:p>
@@ -4219,25 +3973,7 @@
           <w:sz w:val="24"/>
           <w:szCs w:val="24"/>
         </w:rPr>
-        <w:t xml:space="preserve">Inheritance – Types of inheritance, using super keyword, Member access rules, </w:t>
-      </w:r>
-      <w:proofErr w:type="gramStart"/>
-      <w:r>
-        <w:rPr>
-          <w:rFonts w:ascii="Times New Roman" w:hAnsi="Times New Roman" w:cs="Times New Roman"/>
-          <w:sz w:val="24"/>
-          <w:szCs w:val="24"/>
-        </w:rPr>
-        <w:t>Preventing</w:t>
-      </w:r>
-      <w:proofErr w:type="gramEnd"/>
-      <w:r>
-        <w:rPr>
-          <w:rFonts w:ascii="Times New Roman" w:hAnsi="Times New Roman" w:cs="Times New Roman"/>
-          <w:sz w:val="24"/>
-          <w:szCs w:val="24"/>
-        </w:rPr>
-        <w:t xml:space="preserve"> inheritance using final. Polymorphism – Dynamic binding, method overriding, abstract class and methods.</w:t>
+        <w:t>Inheritance – Types of inheritance, using super keyword, Member access rules, Preventing inheritance using final. Polymorphism – Dynamic binding, method overriding, abstract class and methods.</w:t>
       </w:r>
     </w:p>
     <w:p>
@@ -4427,7 +4163,6 @@
           <w:sz w:val="24"/>
           <w:szCs w:val="24"/>
         </w:rPr>
-        <w:lastRenderedPageBreak/>
         <w:t>Interface – Defining an interface, implementing interfaces, accessing implementations through interface references, extending interfaces.</w:t>
       </w:r>
     </w:p>
@@ -4599,6 +4334,7 @@
           <w:sz w:val="24"/>
           <w:szCs w:val="24"/>
         </w:rPr>
+        <w:lastRenderedPageBreak/>
         <w:t>Define a package number and in that define Roman class and implement romanToInteger() and import the Roman class.</w:t>
       </w:r>
     </w:p>
@@ -4637,23 +4373,7 @@
           <w:sz w:val="24"/>
           <w:szCs w:val="24"/>
         </w:rPr>
-        <w:t xml:space="preserve">Input: 'LVIII' Output: </w:t>
-      </w:r>
-      <w:r>
-        <w:rPr>
-          <w:rFonts w:ascii="Times New Roman" w:hAnsi="Times New Roman" w:cs="Times New Roman"/>
-          <w:sz w:val="24"/>
-          <w:szCs w:val="24"/>
-        </w:rPr>
-        <w:t>58 (</w:t>
-      </w:r>
-      <w:r>
-        <w:rPr>
-          <w:rFonts w:ascii="Times New Roman" w:hAnsi="Times New Roman" w:cs="Times New Roman"/>
-          <w:sz w:val="24"/>
-          <w:szCs w:val="24"/>
-        </w:rPr>
-        <w:t>Explanation: L=50, V=5, III=3)</w:t>
+        <w:t>Input: 'LVIII' Output: 58 (Explanation: L=50, V=5, III=3)</w:t>
       </w:r>
     </w:p>
     <w:p>
@@ -5033,7 +4753,6 @@
           <w:sz w:val="24"/>
           <w:szCs w:val="24"/>
         </w:rPr>
-        <w:lastRenderedPageBreak/>
         <w:t>- If the given Number is less than the length of 10 raise: Invalid Mobile Number – LengthNotSufficientException.</w:t>
       </w:r>
     </w:p>
@@ -5243,6 +4962,7 @@
           <w:sz w:val="24"/>
           <w:szCs w:val="24"/>
         </w:rPr>
+        <w:lastRenderedPageBreak/>
         <w:t>Define reserve method initially with 100 seats. Now create one or more person threads to book seats.</w:t>
       </w:r>
     </w:p>
@@ -5262,25 +4982,7 @@
           <w:sz w:val="24"/>
           <w:szCs w:val="24"/>
         </w:rPr>
-        <w:t xml:space="preserve">At any </w:t>
-      </w:r>
-      <w:proofErr w:type="gramStart"/>
-      <w:r>
-        <w:rPr>
-          <w:rFonts w:ascii="Times New Roman" w:hAnsi="Times New Roman" w:cs="Times New Roman"/>
-          <w:sz w:val="24"/>
-          <w:szCs w:val="24"/>
-        </w:rPr>
-        <w:t>time</w:t>
-      </w:r>
-      <w:proofErr w:type="gramEnd"/>
-      <w:r>
-        <w:rPr>
-          <w:rFonts w:ascii="Times New Roman" w:hAnsi="Times New Roman" w:cs="Times New Roman"/>
-          <w:sz w:val="24"/>
-          <w:szCs w:val="24"/>
-        </w:rPr>
-        <w:t xml:space="preserve"> it should allow only one person thread to access the reserve method.</w:t>
+        <w:t>At any time it should allow only one person thread to access the reserve method.</w:t>
       </w:r>
     </w:p>
     <w:p>
@@ -5337,23 +5039,7 @@
           <w:sz w:val="24"/>
           <w:szCs w:val="24"/>
         </w:rPr>
-        <w:t xml:space="preserve">Person-2 entered. Available seats: </w:t>
-      </w:r>
-      <w:r>
-        <w:rPr>
-          <w:rFonts w:ascii="Times New Roman" w:hAnsi="Times New Roman" w:cs="Times New Roman"/>
-          <w:sz w:val="24"/>
-          <w:szCs w:val="24"/>
-        </w:rPr>
-        <w:t>5 Requested</w:t>
-      </w:r>
-      <w:r>
-        <w:rPr>
-          <w:rFonts w:ascii="Times New Roman" w:hAnsi="Times New Roman" w:cs="Times New Roman"/>
-          <w:sz w:val="24"/>
-          <w:szCs w:val="24"/>
-        </w:rPr>
-        <w:t xml:space="preserve"> seats: 2 → Seat Available. Reserve now :-) 2 seats reserved.</w:t>
+        <w:t>Person-2 entered. Available seats: 5 Requested seats: 2 → Seat Available. Reserve now :-) 2 seats reserved.</w:t>
       </w:r>
     </w:p>
     <w:p>
@@ -5372,23 +5058,7 @@
           <w:sz w:val="24"/>
           <w:szCs w:val="24"/>
         </w:rPr>
-        <w:t xml:space="preserve">Person-3 entered. Available seats: </w:t>
-      </w:r>
-      <w:r>
-        <w:rPr>
-          <w:rFonts w:ascii="Times New Roman" w:hAnsi="Times New Roman" w:cs="Times New Roman"/>
-          <w:sz w:val="24"/>
-          <w:szCs w:val="24"/>
-        </w:rPr>
-        <w:t>3 Requested</w:t>
-      </w:r>
-      <w:r>
-        <w:rPr>
-          <w:rFonts w:ascii="Times New Roman" w:hAnsi="Times New Roman" w:cs="Times New Roman"/>
-          <w:sz w:val="24"/>
-          <w:szCs w:val="24"/>
-        </w:rPr>
-        <w:t xml:space="preserve"> seats: 4 → Requested seats not available :-(.</w:t>
+        <w:t>Person-3 entered. Available seats: 3 Requested seats: 4 → Requested seats not available :-(.</w:t>
       </w:r>
     </w:p>
     <w:p>
@@ -5522,11 +5192,10 @@
           <w:sz w:val="24"/>
           <w:szCs w:val="24"/>
         </w:rPr>
-        <w:lastRenderedPageBreak/>
         <w:drawing>
-          <wp:inline distT="0" distB="0" distL="0" distR="0" wp14:anchorId="0EE6264C" wp14:editId="2E57D80D">
-            <wp:extent cx="2011680" cy="2442754"/>
-            <wp:effectExtent l="0" t="0" r="0" b="0"/>
+          <wp:inline distT="0" distB="0" distL="0" distR="0" wp14:anchorId="0EE6264C" wp14:editId="351ADDE1">
+            <wp:extent cx="2011232" cy="2060812"/>
+            <wp:effectExtent l="0" t="0" r="8255" b="0"/>
             <wp:docPr id="3" name="Picture 3"/>
             <wp:cNvGraphicFramePr>
               <a:graphicFrameLocks xmlns:a="http://schemas.openxmlformats.org/drawingml/2006/main" noChangeAspect="1"/>
@@ -5547,7 +5216,7 @@
                   <pic:spPr>
                     <a:xfrm>
                       <a:off x="0" y="0"/>
-                      <a:ext cx="2011680" cy="2442754"/>
+                      <a:ext cx="2013474" cy="2063109"/>
                     </a:xfrm>
                     <a:prstGeom prst="rect">
                       <a:avLst/>
@@ -5633,7 +5302,23 @@
           <w:sz w:val="24"/>
           <w:szCs w:val="24"/>
         </w:rPr>
-        <w:t>Collection Classes – ArrayList Class, LinkedList Class, HashSet Class, TreeSet Class, PriorityQueue Class.</w:t>
+        <w:t xml:space="preserve">Collection Classes – </w:t>
+      </w:r>
+      <w:r>
+        <w:rPr>
+          <w:rFonts w:ascii="Times New Roman" w:hAnsi="Times New Roman" w:cs="Times New Roman"/>
+          <w:sz w:val="24"/>
+          <w:szCs w:val="24"/>
+        </w:rPr>
+        <w:t>ArrayList</w:t>
+      </w:r>
+      <w:r>
+        <w:rPr>
+          <w:rFonts w:ascii="Times New Roman" w:hAnsi="Times New Roman" w:cs="Times New Roman"/>
+          <w:sz w:val="24"/>
+          <w:szCs w:val="24"/>
+        </w:rPr>
+        <w:t xml:space="preserve"> Class, LinkedList Class, HashSet Class, TreeSet Class, PriorityQueue Class.</w:t>
       </w:r>
     </w:p>
     <w:p>
@@ -5766,6 +5451,7 @@
           <w:sz w:val="24"/>
           <w:szCs w:val="24"/>
         </w:rPr>
+        <w:lastRenderedPageBreak/>
         <w:t>2. Open brackets must be closed in the correct order.</w:t>
       </w:r>
     </w:p>
@@ -5804,25 +5490,7 @@
           <w:sz w:val="24"/>
           <w:szCs w:val="24"/>
         </w:rPr>
-        <w:t xml:space="preserve">Input: </w:t>
-      </w:r>
-      <w:proofErr w:type="gramStart"/>
-      <w:r>
-        <w:rPr>
-          <w:rFonts w:ascii="Times New Roman" w:hAnsi="Times New Roman" w:cs="Times New Roman"/>
-          <w:sz w:val="24"/>
-          <w:szCs w:val="24"/>
-        </w:rPr>
-        <w:t xml:space="preserve">()   </w:t>
-      </w:r>
-      <w:proofErr w:type="gramEnd"/>
-      <w:r>
-        <w:rPr>
-          <w:rFonts w:ascii="Times New Roman" w:hAnsi="Times New Roman" w:cs="Times New Roman"/>
-          <w:sz w:val="24"/>
-          <w:szCs w:val="24"/>
-        </w:rPr>
-        <w:t xml:space="preserve">      Output: valid</w:t>
+        <w:t>Input: ()         Output: valid</w:t>
       </w:r>
     </w:p>
     <w:p>
@@ -5841,43 +5509,7 @@
           <w:sz w:val="24"/>
           <w:szCs w:val="24"/>
         </w:rPr>
-        <w:t xml:space="preserve">Input: </w:t>
-      </w:r>
-      <w:proofErr w:type="gramStart"/>
-      <w:r>
-        <w:rPr>
-          <w:rFonts w:ascii="Times New Roman" w:hAnsi="Times New Roman" w:cs="Times New Roman"/>
-          <w:sz w:val="24"/>
-          <w:szCs w:val="24"/>
-        </w:rPr>
-        <w:t>( {</w:t>
-      </w:r>
-      <w:proofErr w:type="gramEnd"/>
-      <w:r>
-        <w:rPr>
-          <w:rFonts w:ascii="Times New Roman" w:hAnsi="Times New Roman" w:cs="Times New Roman"/>
-          <w:sz w:val="24"/>
-          <w:szCs w:val="24"/>
-        </w:rPr>
-        <w:t xml:space="preserve"> </w:t>
-      </w:r>
-      <w:proofErr w:type="gramStart"/>
-      <w:r>
-        <w:rPr>
-          <w:rFonts w:ascii="Times New Roman" w:hAnsi="Times New Roman" w:cs="Times New Roman"/>
-          <w:sz w:val="24"/>
-          <w:szCs w:val="24"/>
-        </w:rPr>
-        <w:t>} )</w:t>
-      </w:r>
-      <w:proofErr w:type="gramEnd"/>
-      <w:r>
-        <w:rPr>
-          <w:rFonts w:ascii="Times New Roman" w:hAnsi="Times New Roman" w:cs="Times New Roman"/>
-          <w:sz w:val="24"/>
-          <w:szCs w:val="24"/>
-        </w:rPr>
-        <w:t xml:space="preserve">   Output: Not valid</w:t>
+        <w:t>Input: ( { } )   Output: Not valid</w:t>
       </w:r>
     </w:p>
     <w:p>
@@ -6049,7 +5681,6 @@
           <w:sz w:val="24"/>
           <w:szCs w:val="24"/>
         </w:rPr>
-        <w:lastRenderedPageBreak/>
         <w:t>PSO:  CSE(AI&amp;ML)</w:t>
       </w:r>
     </w:p>
@@ -6602,7 +6233,16 @@
                 <w:szCs w:val="24"/>
               </w:rPr>
               <w:br/>
-              <w:t>The student is able to implement Java programs using constructors, method overloading, and string handling (Competencies:3.8.1).</w:t>
+              <w:t xml:space="preserve">The student is able to implement Java programs using constructors, method overloading, and string handling </w:t>
+            </w:r>
+            <w:r>
+              <w:rPr>
+                <w:rFonts w:ascii="Times New Roman" w:hAnsi="Times New Roman" w:cs="Times New Roman"/>
+                <w:sz w:val="24"/>
+                <w:szCs w:val="24"/>
+              </w:rPr>
+              <w:lastRenderedPageBreak/>
+              <w:t>(Competencies:3.8.1).</w:t>
             </w:r>
           </w:p>
         </w:tc>
@@ -6651,7 +6291,7 @@
                 <w:sz w:val="24"/>
                 <w:szCs w:val="24"/>
               </w:rPr>
-              <w:t>PO12</w:t>
+              <w:t>PSO1</w:t>
             </w:r>
           </w:p>
         </w:tc>
@@ -6700,7 +6340,7 @@
                 <w:sz w:val="24"/>
                 <w:szCs w:val="24"/>
               </w:rPr>
-              <w:t>The student is able to apply Java programming skills across diverse problem domains and continue learning new Java features (Competencies:12.2.1).</w:t>
+              <w:t>The student is able to apply OOP principles for developing intelligent Java-based systems.</w:t>
             </w:r>
           </w:p>
         </w:tc>
@@ -6712,7 +6352,7 @@
         <w:tc>
           <w:tcPr>
             <w:tcW w:w="1083" w:type="dxa"/>
-            <w:vMerge/>
+            <w:vMerge w:val="restart"/>
             <w:vAlign w:val="center"/>
           </w:tcPr>
           <w:p>
@@ -6725,6 +6365,15 @@
                 <w:szCs w:val="24"/>
               </w:rPr>
             </w:pPr>
+            <w:r>
+              <w:rPr>
+                <w:rFonts w:ascii="Times New Roman" w:hAnsi="Times New Roman" w:cs="Times New Roman"/>
+                <w:b/>
+                <w:sz w:val="24"/>
+                <w:szCs w:val="24"/>
+              </w:rPr>
+              <w:t>CO-2</w:t>
+            </w:r>
           </w:p>
         </w:tc>
         <w:tc>
@@ -6749,7 +6398,7 @@
                 <w:sz w:val="24"/>
                 <w:szCs w:val="24"/>
               </w:rPr>
-              <w:t>PSO1</w:t>
+              <w:t>PO2</w:t>
             </w:r>
           </w:p>
         </w:tc>
@@ -6774,7 +6423,7 @@
                 <w:sz w:val="24"/>
                 <w:szCs w:val="24"/>
               </w:rPr>
-              <w:t>2</w:t>
+              <w:t>3</w:t>
             </w:r>
           </w:p>
         </w:tc>
@@ -6798,7 +6447,16 @@
                 <w:sz w:val="24"/>
                 <w:szCs w:val="24"/>
               </w:rPr>
-              <w:t>The student is able to apply OOP principles for developing intelligent Java-based systems.</w:t>
+              <w:t>The student is able to analyze modularization problems and identify appropriate package and interface structures (Competencies:2.5.1).</w:t>
+            </w:r>
+            <w:r>
+              <w:rPr>
+                <w:rFonts w:ascii="Times New Roman" w:hAnsi="Times New Roman" w:cs="Times New Roman"/>
+                <w:sz w:val="24"/>
+                <w:szCs w:val="24"/>
+              </w:rPr>
+              <w:br/>
+              <w:t>The student is able to design modular systems with clear interface contracts (Competencies:2.6.1).</w:t>
             </w:r>
           </w:p>
         </w:tc>
@@ -6810,7 +6468,7 @@
         <w:tc>
           <w:tcPr>
             <w:tcW w:w="1083" w:type="dxa"/>
-            <w:vMerge w:val="restart"/>
+            <w:vMerge/>
             <w:vAlign w:val="center"/>
           </w:tcPr>
           <w:p>
@@ -6823,6 +6481,23 @@
                 <w:szCs w:val="24"/>
               </w:rPr>
             </w:pPr>
+          </w:p>
+        </w:tc>
+        <w:tc>
+          <w:tcPr>
+            <w:tcW w:w="1077" w:type="dxa"/>
+            <w:vAlign w:val="center"/>
+          </w:tcPr>
+          <w:p>
+            <w:pPr>
+              <w:spacing w:before="20" w:after="20"/>
+              <w:jc w:val="center"/>
+              <w:rPr>
+                <w:rFonts w:ascii="Times New Roman" w:hAnsi="Times New Roman" w:cs="Times New Roman"/>
+                <w:sz w:val="24"/>
+                <w:szCs w:val="24"/>
+              </w:rPr>
+            </w:pPr>
             <w:r>
               <w:rPr>
                 <w:rFonts w:ascii="Times New Roman" w:hAnsi="Times New Roman" w:cs="Times New Roman"/>
@@ -6830,13 +6505,13 @@
                 <w:sz w:val="24"/>
                 <w:szCs w:val="24"/>
               </w:rPr>
-              <w:t>CO-2</w:t>
-            </w:r>
-          </w:p>
-        </w:tc>
-        <w:tc>
-          <w:tcPr>
-            <w:tcW w:w="1077" w:type="dxa"/>
+              <w:t>PO3</w:t>
+            </w:r>
+          </w:p>
+        </w:tc>
+        <w:tc>
+          <w:tcPr>
+            <w:tcW w:w="1078" w:type="dxa"/>
             <w:vAlign w:val="center"/>
           </w:tcPr>
           <w:p>
@@ -6852,32 +6527,6 @@
             <w:r>
               <w:rPr>
                 <w:rFonts w:ascii="Times New Roman" w:hAnsi="Times New Roman" w:cs="Times New Roman"/>
-                <w:b/>
-                <w:sz w:val="24"/>
-                <w:szCs w:val="24"/>
-              </w:rPr>
-              <w:t>PO1</w:t>
-            </w:r>
-          </w:p>
-        </w:tc>
-        <w:tc>
-          <w:tcPr>
-            <w:tcW w:w="1078" w:type="dxa"/>
-            <w:vAlign w:val="center"/>
-          </w:tcPr>
-          <w:p>
-            <w:pPr>
-              <w:spacing w:before="20" w:after="20"/>
-              <w:jc w:val="center"/>
-              <w:rPr>
-                <w:rFonts w:ascii="Times New Roman" w:hAnsi="Times New Roman" w:cs="Times New Roman"/>
-                <w:sz w:val="24"/>
-                <w:szCs w:val="24"/>
-              </w:rPr>
-            </w:pPr>
-            <w:r>
-              <w:rPr>
-                <w:rFonts w:ascii="Times New Roman" w:hAnsi="Times New Roman" w:cs="Times New Roman"/>
                 <w:sz w:val="24"/>
                 <w:szCs w:val="24"/>
               </w:rPr>
@@ -6905,7 +6554,7 @@
                 <w:sz w:val="24"/>
                 <w:szCs w:val="24"/>
               </w:rPr>
-              <w:t>The student is able to apply computing principles to design modular applications using packages and interfaces (Competencies:1.2.1).</w:t>
+              <w:t>The student is able to design modular Java applications using packages and interfaces (Competencies:3.6.2).</w:t>
             </w:r>
             <w:r>
               <w:rPr>
@@ -6914,7 +6563,7 @@
                 <w:szCs w:val="24"/>
               </w:rPr>
               <w:br/>
-              <w:t>The student is able to apply Java fundamentals to implement file I/O and interface-based designs (Competencies:1.7.1).</w:t>
+              <w:t>The student is able to implement file-based data storage and retrieval in Java (Competencies:3.8.2).</w:t>
             </w:r>
           </w:p>
         </w:tc>
@@ -6963,7 +6612,7 @@
                 <w:sz w:val="24"/>
                 <w:szCs w:val="24"/>
               </w:rPr>
-              <w:t>PO2</w:t>
+              <w:t>PO5</w:t>
             </w:r>
           </w:p>
         </w:tc>
@@ -6988,7 +6637,7 @@
                 <w:sz w:val="24"/>
                 <w:szCs w:val="24"/>
               </w:rPr>
-              <w:t>3</w:t>
+              <w:t>2</w:t>
             </w:r>
           </w:p>
         </w:tc>
@@ -7012,16 +6661,7 @@
                 <w:sz w:val="24"/>
                 <w:szCs w:val="24"/>
               </w:rPr>
-              <w:t>The student is able to analyze modularization problems and identify appropriate package and interface structures (Competencies:2.5.1).</w:t>
-            </w:r>
-            <w:r>
-              <w:rPr>
-                <w:rFonts w:ascii="Times New Roman" w:hAnsi="Times New Roman" w:cs="Times New Roman"/>
-                <w:sz w:val="24"/>
-                <w:szCs w:val="24"/>
-              </w:rPr>
-              <w:br/>
-              <w:t>The student is able to design modular systems with clear interface contracts (Competencies:2.6.1).</w:t>
+              <w:t>The student is able to identify and use modern Java tools and frameworks for building modular and maintainable applications (Competencies:5.4.1).</w:t>
             </w:r>
           </w:p>
         </w:tc>
@@ -7070,7 +6710,7 @@
                 <w:sz w:val="24"/>
                 <w:szCs w:val="24"/>
               </w:rPr>
-              <w:t>PO3</w:t>
+              <w:t>PSO1</w:t>
             </w:r>
           </w:p>
         </w:tc>
@@ -7119,25 +6759,7 @@
                 <w:sz w:val="24"/>
                 <w:szCs w:val="24"/>
               </w:rPr>
-              <w:t>The student is able to design modular Java applications using packages and interfaces (Competencies:3.6.2).</w:t>
-            </w:r>
-            <w:r>
-              <w:rPr>
-                <w:rFonts w:ascii="Times New Roman" w:hAnsi="Times New Roman" w:cs="Times New Roman"/>
-                <w:sz w:val="24"/>
-                <w:szCs w:val="24"/>
-              </w:rPr>
-              <w:br/>
-              <w:t xml:space="preserve">The student is able to implement file-based data storage and </w:t>
-            </w:r>
-            <w:r>
-              <w:rPr>
-                <w:rFonts w:ascii="Times New Roman" w:hAnsi="Times New Roman" w:cs="Times New Roman"/>
-                <w:sz w:val="24"/>
-                <w:szCs w:val="24"/>
-              </w:rPr>
-              <w:lastRenderedPageBreak/>
-              <w:t>retrieval in Java (Competencies:3.8.2).</w:t>
+              <w:t>The student is able to develop modular and maintainable Java solutions for real-world problems.</w:t>
             </w:r>
           </w:p>
         </w:tc>
@@ -7149,7 +6771,7 @@
         <w:tc>
           <w:tcPr>
             <w:tcW w:w="1083" w:type="dxa"/>
-            <w:vMerge/>
+            <w:vMerge w:val="restart"/>
             <w:vAlign w:val="center"/>
           </w:tcPr>
           <w:p>
@@ -7162,6 +6784,15 @@
                 <w:szCs w:val="24"/>
               </w:rPr>
             </w:pPr>
+            <w:r>
+              <w:rPr>
+                <w:rFonts w:ascii="Times New Roman" w:hAnsi="Times New Roman" w:cs="Times New Roman"/>
+                <w:b/>
+                <w:sz w:val="24"/>
+                <w:szCs w:val="24"/>
+              </w:rPr>
+              <w:t>CO-3</w:t>
+            </w:r>
           </w:p>
         </w:tc>
         <w:tc>
@@ -7186,7 +6817,7 @@
                 <w:sz w:val="24"/>
                 <w:szCs w:val="24"/>
               </w:rPr>
-              <w:t>PO5</w:t>
+              <w:t>PO2</w:t>
             </w:r>
           </w:p>
         </w:tc>
@@ -7211,7 +6842,7 @@
                 <w:sz w:val="24"/>
                 <w:szCs w:val="24"/>
               </w:rPr>
-              <w:t>2</w:t>
+              <w:t>3</w:t>
             </w:r>
           </w:p>
         </w:tc>
@@ -7235,7 +6866,16 @@
                 <w:sz w:val="24"/>
                 <w:szCs w:val="24"/>
               </w:rPr>
-              <w:t>The student is able to identify and use modern Java tools and frameworks for building modular and maintainable applications (Competencies:5.4.1).</w:t>
+              <w:t>The student is able to analyze concurrent programming problems and identify synchronization strategies (Competencies:2.5.1).</w:t>
+            </w:r>
+            <w:r>
+              <w:rPr>
+                <w:rFonts w:ascii="Times New Roman" w:hAnsi="Times New Roman" w:cs="Times New Roman"/>
+                <w:sz w:val="24"/>
+                <w:szCs w:val="24"/>
+              </w:rPr>
+              <w:br/>
+              <w:t>The student is able to break down complex multi-threaded systems into manageable thread structures (Competencies:2.6.1).</w:t>
             </w:r>
           </w:p>
         </w:tc>
@@ -7284,7 +6924,7 @@
                 <w:sz w:val="24"/>
                 <w:szCs w:val="24"/>
               </w:rPr>
-              <w:t>PSO1</w:t>
+              <w:t>PO3</w:t>
             </w:r>
           </w:p>
         </w:tc>
@@ -7333,7 +6973,16 @@
                 <w:sz w:val="24"/>
                 <w:szCs w:val="24"/>
               </w:rPr>
-              <w:t>The student is able to develop modular and maintainable Java solutions for real-world problems.</w:t>
+              <w:t>The student is able to design exception handling frameworks and multi-threaded applications (Competencies:3.6.2).</w:t>
+            </w:r>
+            <w:r>
+              <w:rPr>
+                <w:rFonts w:ascii="Times New Roman" w:hAnsi="Times New Roman" w:cs="Times New Roman"/>
+                <w:sz w:val="24"/>
+                <w:szCs w:val="24"/>
+              </w:rPr>
+              <w:br/>
+              <w:t>The student is able to implement synchronized thread communication mechanisms (Competencies:3.8.1).</w:t>
             </w:r>
           </w:p>
         </w:tc>
@@ -7345,7 +6994,7 @@
         <w:tc>
           <w:tcPr>
             <w:tcW w:w="1083" w:type="dxa"/>
-            <w:vMerge w:val="restart"/>
+            <w:vMerge/>
             <w:vAlign w:val="center"/>
           </w:tcPr>
           <w:p>
@@ -7358,6 +7007,23 @@
                 <w:szCs w:val="24"/>
               </w:rPr>
             </w:pPr>
+          </w:p>
+        </w:tc>
+        <w:tc>
+          <w:tcPr>
+            <w:tcW w:w="1077" w:type="dxa"/>
+            <w:vAlign w:val="center"/>
+          </w:tcPr>
+          <w:p>
+            <w:pPr>
+              <w:spacing w:before="20" w:after="20"/>
+              <w:jc w:val="center"/>
+              <w:rPr>
+                <w:rFonts w:ascii="Times New Roman" w:hAnsi="Times New Roman" w:cs="Times New Roman"/>
+                <w:sz w:val="24"/>
+                <w:szCs w:val="24"/>
+              </w:rPr>
+            </w:pPr>
             <w:r>
               <w:rPr>
                 <w:rFonts w:ascii="Times New Roman" w:hAnsi="Times New Roman" w:cs="Times New Roman"/>
@@ -7365,13 +7031,13 @@
                 <w:sz w:val="24"/>
                 <w:szCs w:val="24"/>
               </w:rPr>
-              <w:t>CO-3</w:t>
-            </w:r>
-          </w:p>
-        </w:tc>
-        <w:tc>
-          <w:tcPr>
-            <w:tcW w:w="1077" w:type="dxa"/>
+              <w:t>PO4</w:t>
+            </w:r>
+          </w:p>
+        </w:tc>
+        <w:tc>
+          <w:tcPr>
+            <w:tcW w:w="1078" w:type="dxa"/>
             <w:vAlign w:val="center"/>
           </w:tcPr>
           <w:p>
@@ -7387,36 +7053,10 @@
             <w:r>
               <w:rPr>
                 <w:rFonts w:ascii="Times New Roman" w:hAnsi="Times New Roman" w:cs="Times New Roman"/>
-                <w:b/>
-                <w:sz w:val="24"/>
-                <w:szCs w:val="24"/>
-              </w:rPr>
-              <w:t>PO1</w:t>
-            </w:r>
-          </w:p>
-        </w:tc>
-        <w:tc>
-          <w:tcPr>
-            <w:tcW w:w="1078" w:type="dxa"/>
-            <w:vAlign w:val="center"/>
-          </w:tcPr>
-          <w:p>
-            <w:pPr>
-              <w:spacing w:before="20" w:after="20"/>
-              <w:jc w:val="center"/>
-              <w:rPr>
-                <w:rFonts w:ascii="Times New Roman" w:hAnsi="Times New Roman" w:cs="Times New Roman"/>
-                <w:sz w:val="24"/>
-                <w:szCs w:val="24"/>
-              </w:rPr>
-            </w:pPr>
-            <w:r>
-              <w:rPr>
-                <w:rFonts w:ascii="Times New Roman" w:hAnsi="Times New Roman" w:cs="Times New Roman"/>
-                <w:sz w:val="24"/>
-                <w:szCs w:val="24"/>
-              </w:rPr>
-              <w:t>1</w:t>
+                <w:sz w:val="24"/>
+                <w:szCs w:val="24"/>
+              </w:rPr>
+              <w:t>2</w:t>
             </w:r>
           </w:p>
         </w:tc>
@@ -7440,7 +7080,16 @@
                 <w:sz w:val="24"/>
                 <w:szCs w:val="24"/>
               </w:rPr>
-              <w:t>The student is able to apply computing knowledge to implement multithreading and exception handling in Java (Competencies:1.2.1).</w:t>
+              <w:t>The student is able to analyze thread safety issues and optimize synchronization strategies (Competencies:4.6.1).</w:t>
+            </w:r>
+            <w:r>
+              <w:rPr>
+                <w:rFonts w:ascii="Times New Roman" w:hAnsi="Times New Roman" w:cs="Times New Roman"/>
+                <w:sz w:val="24"/>
+                <w:szCs w:val="24"/>
+              </w:rPr>
+              <w:br/>
+              <w:t>The student is able to identify and resolve runtime errors using exception handling (Competencies:4.6.2).</w:t>
             </w:r>
           </w:p>
         </w:tc>
@@ -7489,7 +7138,7 @@
                 <w:sz w:val="24"/>
                 <w:szCs w:val="24"/>
               </w:rPr>
-              <w:t>PO2</w:t>
+              <w:t>PSO1</w:t>
             </w:r>
           </w:p>
         </w:tc>
@@ -7514,7 +7163,7 @@
                 <w:sz w:val="24"/>
                 <w:szCs w:val="24"/>
               </w:rPr>
-              <w:t>3</w:t>
+              <w:t>2</w:t>
             </w:r>
           </w:p>
         </w:tc>
@@ -7538,16 +7187,7 @@
                 <w:sz w:val="24"/>
                 <w:szCs w:val="24"/>
               </w:rPr>
-              <w:t>The student is able to analyze concurrent programming problems and identify synchronization strategies (Competencies:2.5.1).</w:t>
-            </w:r>
-            <w:r>
-              <w:rPr>
-                <w:rFonts w:ascii="Times New Roman" w:hAnsi="Times New Roman" w:cs="Times New Roman"/>
-                <w:sz w:val="24"/>
-                <w:szCs w:val="24"/>
-              </w:rPr>
-              <w:br/>
-              <w:t>The student is able to break down complex multi-threaded systems into manageable thread structures (Competencies:2.6.1).</w:t>
+              <w:t>The student is able to build reliable and concurrent Java applications using multithreading and exception management.</w:t>
             </w:r>
           </w:p>
         </w:tc>
@@ -7559,7 +7199,7 @@
         <w:tc>
           <w:tcPr>
             <w:tcW w:w="1083" w:type="dxa"/>
-            <w:vMerge/>
+            <w:vMerge w:val="restart"/>
             <w:vAlign w:val="center"/>
           </w:tcPr>
           <w:p>
@@ -7572,6 +7212,15 @@
                 <w:szCs w:val="24"/>
               </w:rPr>
             </w:pPr>
+            <w:r>
+              <w:rPr>
+                <w:rFonts w:ascii="Times New Roman" w:hAnsi="Times New Roman" w:cs="Times New Roman"/>
+                <w:b/>
+                <w:sz w:val="24"/>
+                <w:szCs w:val="24"/>
+              </w:rPr>
+              <w:t>CO-4</w:t>
+            </w:r>
           </w:p>
         </w:tc>
         <w:tc>
@@ -7596,7 +7245,7 @@
                 <w:sz w:val="24"/>
                 <w:szCs w:val="24"/>
               </w:rPr>
-              <w:t>PO3</w:t>
+              <w:t>PO2</w:t>
             </w:r>
           </w:p>
         </w:tc>
@@ -7645,16 +7294,7 @@
                 <w:sz w:val="24"/>
                 <w:szCs w:val="24"/>
               </w:rPr>
-              <w:t>The student is able to design exception handling frameworks and multi-threaded applications (Competencies:3.6.2).</w:t>
-            </w:r>
-            <w:r>
-              <w:rPr>
-                <w:rFonts w:ascii="Times New Roman" w:hAnsi="Times New Roman" w:cs="Times New Roman"/>
-                <w:sz w:val="24"/>
-                <w:szCs w:val="24"/>
-              </w:rPr>
-              <w:br/>
-              <w:t>The student is able to implement synchronized thread communication mechanisms (Competencies:3.8.1).</w:t>
+              <w:t>The student is able to analyze complex data problems and identify appropriate collection structures (Competencies:2.5.2).</w:t>
             </w:r>
           </w:p>
         </w:tc>
@@ -7703,7 +7343,7 @@
                 <w:sz w:val="24"/>
                 <w:szCs w:val="24"/>
               </w:rPr>
-              <w:t>PO4</w:t>
+              <w:t>PO3</w:t>
             </w:r>
           </w:p>
         </w:tc>
@@ -7752,7 +7392,7 @@
                 <w:sz w:val="24"/>
                 <w:szCs w:val="24"/>
               </w:rPr>
-              <w:t>The student is able to analyze thread safety issues and optimize synchronization strategies (Competencies:4.6.1).</w:t>
+              <w:t>The student is able to design solutions using appropriate collection classes such as ArrayList, HashSet, and TreeSet (Competencies:3.6.1).</w:t>
             </w:r>
             <w:r>
               <w:rPr>
@@ -7761,7 +7401,7 @@
                 <w:szCs w:val="24"/>
               </w:rPr>
               <w:br/>
-              <w:t>The student is able to identify and resolve runtime errors using exception handling (Competencies:4.6.2).</w:t>
+              <w:t>The student is able to implement algorithms using Java collection framework (Competencies:3.8.1).</w:t>
             </w:r>
           </w:p>
         </w:tc>
@@ -7810,7 +7450,7 @@
                 <w:sz w:val="24"/>
                 <w:szCs w:val="24"/>
               </w:rPr>
-              <w:t>PSO1</w:t>
+              <w:t>PO4</w:t>
             </w:r>
           </w:p>
         </w:tc>
@@ -7835,7 +7475,7 @@
                 <w:sz w:val="24"/>
                 <w:szCs w:val="24"/>
               </w:rPr>
-              <w:t>2</w:t>
+              <w:t>3</w:t>
             </w:r>
           </w:p>
         </w:tc>
@@ -7859,7 +7499,16 @@
                 <w:sz w:val="24"/>
                 <w:szCs w:val="24"/>
               </w:rPr>
-              <w:t>The student is able to build reliable and concurrent Java applications using multithreading and exception management.</w:t>
+              <w:t>The student is able to analyze data structure performance using collections and optimize access patterns (Competencies:4.6.1).</w:t>
+            </w:r>
+            <w:r>
+              <w:rPr>
+                <w:rFonts w:ascii="Times New Roman" w:hAnsi="Times New Roman" w:cs="Times New Roman"/>
+                <w:sz w:val="24"/>
+                <w:szCs w:val="24"/>
+              </w:rPr>
+              <w:br/>
+              <w:t>The student is able to interpret and validate results produced by collection-based algorithms (Competencies:4.6.2).</w:t>
             </w:r>
           </w:p>
         </w:tc>
@@ -7871,425 +7520,6 @@
         <w:tc>
           <w:tcPr>
             <w:tcW w:w="1083" w:type="dxa"/>
-            <w:vMerge w:val="restart"/>
-            <w:vAlign w:val="center"/>
-          </w:tcPr>
-          <w:p>
-            <w:pPr>
-              <w:spacing w:before="20" w:after="20"/>
-              <w:jc w:val="center"/>
-              <w:rPr>
-                <w:rFonts w:ascii="Times New Roman" w:hAnsi="Times New Roman" w:cs="Times New Roman"/>
-                <w:sz w:val="24"/>
-                <w:szCs w:val="24"/>
-              </w:rPr>
-            </w:pPr>
-            <w:r>
-              <w:rPr>
-                <w:rFonts w:ascii="Times New Roman" w:hAnsi="Times New Roman" w:cs="Times New Roman"/>
-                <w:b/>
-                <w:sz w:val="24"/>
-                <w:szCs w:val="24"/>
-              </w:rPr>
-              <w:t>CO-4</w:t>
-            </w:r>
-          </w:p>
-        </w:tc>
-        <w:tc>
-          <w:tcPr>
-            <w:tcW w:w="1077" w:type="dxa"/>
-            <w:vAlign w:val="center"/>
-          </w:tcPr>
-          <w:p>
-            <w:pPr>
-              <w:spacing w:before="20" w:after="20"/>
-              <w:jc w:val="center"/>
-              <w:rPr>
-                <w:rFonts w:ascii="Times New Roman" w:hAnsi="Times New Roman" w:cs="Times New Roman"/>
-                <w:sz w:val="24"/>
-                <w:szCs w:val="24"/>
-              </w:rPr>
-            </w:pPr>
-            <w:r>
-              <w:rPr>
-                <w:rFonts w:ascii="Times New Roman" w:hAnsi="Times New Roman" w:cs="Times New Roman"/>
-                <w:b/>
-                <w:sz w:val="24"/>
-                <w:szCs w:val="24"/>
-              </w:rPr>
-              <w:t>PO1</w:t>
-            </w:r>
-          </w:p>
-        </w:tc>
-        <w:tc>
-          <w:tcPr>
-            <w:tcW w:w="1078" w:type="dxa"/>
-            <w:vAlign w:val="center"/>
-          </w:tcPr>
-          <w:p>
-            <w:pPr>
-              <w:spacing w:before="20" w:after="20"/>
-              <w:jc w:val="center"/>
-              <w:rPr>
-                <w:rFonts w:ascii="Times New Roman" w:hAnsi="Times New Roman" w:cs="Times New Roman"/>
-                <w:sz w:val="24"/>
-                <w:szCs w:val="24"/>
-              </w:rPr>
-            </w:pPr>
-            <w:r>
-              <w:rPr>
-                <w:rFonts w:ascii="Times New Roman" w:hAnsi="Times New Roman" w:cs="Times New Roman"/>
-                <w:sz w:val="24"/>
-                <w:szCs w:val="24"/>
-              </w:rPr>
-              <w:t>1</w:t>
-            </w:r>
-          </w:p>
-        </w:tc>
-        <w:tc>
-          <w:tcPr>
-            <w:tcW w:w="6626" w:type="dxa"/>
-            <w:vAlign w:val="center"/>
-          </w:tcPr>
-          <w:p>
-            <w:pPr>
-              <w:spacing w:before="20" w:after="20"/>
-              <w:rPr>
-                <w:rFonts w:ascii="Times New Roman" w:hAnsi="Times New Roman" w:cs="Times New Roman"/>
-                <w:sz w:val="24"/>
-                <w:szCs w:val="24"/>
-              </w:rPr>
-            </w:pPr>
-            <w:r>
-              <w:rPr>
-                <w:rFonts w:ascii="Times New Roman" w:hAnsi="Times New Roman" w:cs="Times New Roman"/>
-                <w:sz w:val="24"/>
-                <w:szCs w:val="24"/>
-              </w:rPr>
-              <w:t>The student is able to apply computing fundamentals to use and implement collection framework classes (Competencies:1.2.1).</w:t>
-            </w:r>
-          </w:p>
-        </w:tc>
-      </w:tr>
-      <w:tr>
-        <w:trPr>
-          <w:jc w:val="center"/>
-        </w:trPr>
-        <w:tc>
-          <w:tcPr>
-            <w:tcW w:w="1083" w:type="dxa"/>
-            <w:vMerge/>
-            <w:vAlign w:val="center"/>
-          </w:tcPr>
-          <w:p>
-            <w:pPr>
-              <w:spacing w:before="20" w:after="20"/>
-              <w:jc w:val="center"/>
-              <w:rPr>
-                <w:rFonts w:ascii="Times New Roman" w:hAnsi="Times New Roman" w:cs="Times New Roman"/>
-                <w:sz w:val="24"/>
-                <w:szCs w:val="24"/>
-              </w:rPr>
-            </w:pPr>
-          </w:p>
-        </w:tc>
-        <w:tc>
-          <w:tcPr>
-            <w:tcW w:w="1077" w:type="dxa"/>
-            <w:vAlign w:val="center"/>
-          </w:tcPr>
-          <w:p>
-            <w:pPr>
-              <w:spacing w:before="20" w:after="20"/>
-              <w:jc w:val="center"/>
-              <w:rPr>
-                <w:rFonts w:ascii="Times New Roman" w:hAnsi="Times New Roman" w:cs="Times New Roman"/>
-                <w:sz w:val="24"/>
-                <w:szCs w:val="24"/>
-              </w:rPr>
-            </w:pPr>
-            <w:r>
-              <w:rPr>
-                <w:rFonts w:ascii="Times New Roman" w:hAnsi="Times New Roman" w:cs="Times New Roman"/>
-                <w:b/>
-                <w:sz w:val="24"/>
-                <w:szCs w:val="24"/>
-              </w:rPr>
-              <w:t>PO2</w:t>
-            </w:r>
-          </w:p>
-        </w:tc>
-        <w:tc>
-          <w:tcPr>
-            <w:tcW w:w="1078" w:type="dxa"/>
-            <w:vAlign w:val="center"/>
-          </w:tcPr>
-          <w:p>
-            <w:pPr>
-              <w:spacing w:before="20" w:after="20"/>
-              <w:jc w:val="center"/>
-              <w:rPr>
-                <w:rFonts w:ascii="Times New Roman" w:hAnsi="Times New Roman" w:cs="Times New Roman"/>
-                <w:sz w:val="24"/>
-                <w:szCs w:val="24"/>
-              </w:rPr>
-            </w:pPr>
-            <w:r>
-              <w:rPr>
-                <w:rFonts w:ascii="Times New Roman" w:hAnsi="Times New Roman" w:cs="Times New Roman"/>
-                <w:sz w:val="24"/>
-                <w:szCs w:val="24"/>
-              </w:rPr>
-              <w:t>2</w:t>
-            </w:r>
-          </w:p>
-        </w:tc>
-        <w:tc>
-          <w:tcPr>
-            <w:tcW w:w="6626" w:type="dxa"/>
-            <w:vAlign w:val="center"/>
-          </w:tcPr>
-          <w:p>
-            <w:pPr>
-              <w:spacing w:before="20" w:after="20"/>
-              <w:rPr>
-                <w:rFonts w:ascii="Times New Roman" w:hAnsi="Times New Roman" w:cs="Times New Roman"/>
-                <w:sz w:val="24"/>
-                <w:szCs w:val="24"/>
-              </w:rPr>
-            </w:pPr>
-            <w:r>
-              <w:rPr>
-                <w:rFonts w:ascii="Times New Roman" w:hAnsi="Times New Roman" w:cs="Times New Roman"/>
-                <w:sz w:val="24"/>
-                <w:szCs w:val="24"/>
-              </w:rPr>
-              <w:t>The student is able to analyze complex data problems and identify appropriate collection structures (Competencies:2.5.2).</w:t>
-            </w:r>
-          </w:p>
-        </w:tc>
-      </w:tr>
-      <w:tr>
-        <w:trPr>
-          <w:jc w:val="center"/>
-        </w:trPr>
-        <w:tc>
-          <w:tcPr>
-            <w:tcW w:w="1083" w:type="dxa"/>
-            <w:vMerge/>
-            <w:vAlign w:val="center"/>
-          </w:tcPr>
-          <w:p>
-            <w:pPr>
-              <w:spacing w:before="20" w:after="20"/>
-              <w:jc w:val="center"/>
-              <w:rPr>
-                <w:rFonts w:ascii="Times New Roman" w:hAnsi="Times New Roman" w:cs="Times New Roman"/>
-                <w:sz w:val="24"/>
-                <w:szCs w:val="24"/>
-              </w:rPr>
-            </w:pPr>
-          </w:p>
-        </w:tc>
-        <w:tc>
-          <w:tcPr>
-            <w:tcW w:w="1077" w:type="dxa"/>
-            <w:vAlign w:val="center"/>
-          </w:tcPr>
-          <w:p>
-            <w:pPr>
-              <w:spacing w:before="20" w:after="20"/>
-              <w:jc w:val="center"/>
-              <w:rPr>
-                <w:rFonts w:ascii="Times New Roman" w:hAnsi="Times New Roman" w:cs="Times New Roman"/>
-                <w:sz w:val="24"/>
-                <w:szCs w:val="24"/>
-              </w:rPr>
-            </w:pPr>
-            <w:r>
-              <w:rPr>
-                <w:rFonts w:ascii="Times New Roman" w:hAnsi="Times New Roman" w:cs="Times New Roman"/>
-                <w:b/>
-                <w:sz w:val="24"/>
-                <w:szCs w:val="24"/>
-              </w:rPr>
-              <w:t>PO3</w:t>
-            </w:r>
-          </w:p>
-        </w:tc>
-        <w:tc>
-          <w:tcPr>
-            <w:tcW w:w="1078" w:type="dxa"/>
-            <w:vAlign w:val="center"/>
-          </w:tcPr>
-          <w:p>
-            <w:pPr>
-              <w:spacing w:before="20" w:after="20"/>
-              <w:jc w:val="center"/>
-              <w:rPr>
-                <w:rFonts w:ascii="Times New Roman" w:hAnsi="Times New Roman" w:cs="Times New Roman"/>
-                <w:sz w:val="24"/>
-                <w:szCs w:val="24"/>
-              </w:rPr>
-            </w:pPr>
-            <w:r>
-              <w:rPr>
-                <w:rFonts w:ascii="Times New Roman" w:hAnsi="Times New Roman" w:cs="Times New Roman"/>
-                <w:sz w:val="24"/>
-                <w:szCs w:val="24"/>
-              </w:rPr>
-              <w:t>2</w:t>
-            </w:r>
-          </w:p>
-        </w:tc>
-        <w:tc>
-          <w:tcPr>
-            <w:tcW w:w="6626" w:type="dxa"/>
-            <w:vAlign w:val="center"/>
-          </w:tcPr>
-          <w:p>
-            <w:pPr>
-              <w:spacing w:before="20" w:after="20"/>
-              <w:rPr>
-                <w:rFonts w:ascii="Times New Roman" w:hAnsi="Times New Roman" w:cs="Times New Roman"/>
-                <w:sz w:val="24"/>
-                <w:szCs w:val="24"/>
-              </w:rPr>
-            </w:pPr>
-            <w:r>
-              <w:rPr>
-                <w:rFonts w:ascii="Times New Roman" w:hAnsi="Times New Roman" w:cs="Times New Roman"/>
-                <w:sz w:val="24"/>
-                <w:szCs w:val="24"/>
-              </w:rPr>
-              <w:t>The student is able to design solutions using appropriate collection classes such as ArrayList, HashSet, and TreeSet (Competencies:3.6.1).</w:t>
-            </w:r>
-            <w:r>
-              <w:rPr>
-                <w:rFonts w:ascii="Times New Roman" w:hAnsi="Times New Roman" w:cs="Times New Roman"/>
-                <w:sz w:val="24"/>
-                <w:szCs w:val="24"/>
-              </w:rPr>
-              <w:br/>
-              <w:t>The student is able to implement algorithms using Java collection framework (Competencies:3.8.1).</w:t>
-            </w:r>
-          </w:p>
-        </w:tc>
-      </w:tr>
-      <w:tr>
-        <w:trPr>
-          <w:jc w:val="center"/>
-        </w:trPr>
-        <w:tc>
-          <w:tcPr>
-            <w:tcW w:w="1083" w:type="dxa"/>
-            <w:vMerge/>
-            <w:vAlign w:val="center"/>
-          </w:tcPr>
-          <w:p>
-            <w:pPr>
-              <w:spacing w:before="20" w:after="20"/>
-              <w:jc w:val="center"/>
-              <w:rPr>
-                <w:rFonts w:ascii="Times New Roman" w:hAnsi="Times New Roman" w:cs="Times New Roman"/>
-                <w:sz w:val="24"/>
-                <w:szCs w:val="24"/>
-              </w:rPr>
-            </w:pPr>
-          </w:p>
-        </w:tc>
-        <w:tc>
-          <w:tcPr>
-            <w:tcW w:w="1077" w:type="dxa"/>
-            <w:vAlign w:val="center"/>
-          </w:tcPr>
-          <w:p>
-            <w:pPr>
-              <w:spacing w:before="20" w:after="20"/>
-              <w:jc w:val="center"/>
-              <w:rPr>
-                <w:rFonts w:ascii="Times New Roman" w:hAnsi="Times New Roman" w:cs="Times New Roman"/>
-                <w:sz w:val="24"/>
-                <w:szCs w:val="24"/>
-              </w:rPr>
-            </w:pPr>
-            <w:r>
-              <w:rPr>
-                <w:rFonts w:ascii="Times New Roman" w:hAnsi="Times New Roman" w:cs="Times New Roman"/>
-                <w:b/>
-                <w:sz w:val="24"/>
-                <w:szCs w:val="24"/>
-              </w:rPr>
-              <w:t>PO4</w:t>
-            </w:r>
-          </w:p>
-        </w:tc>
-        <w:tc>
-          <w:tcPr>
-            <w:tcW w:w="1078" w:type="dxa"/>
-            <w:vAlign w:val="center"/>
-          </w:tcPr>
-          <w:p>
-            <w:pPr>
-              <w:spacing w:before="20" w:after="20"/>
-              <w:jc w:val="center"/>
-              <w:rPr>
-                <w:rFonts w:ascii="Times New Roman" w:hAnsi="Times New Roman" w:cs="Times New Roman"/>
-                <w:sz w:val="24"/>
-                <w:szCs w:val="24"/>
-              </w:rPr>
-            </w:pPr>
-            <w:r>
-              <w:rPr>
-                <w:rFonts w:ascii="Times New Roman" w:hAnsi="Times New Roman" w:cs="Times New Roman"/>
-                <w:sz w:val="24"/>
-                <w:szCs w:val="24"/>
-              </w:rPr>
-              <w:t>3</w:t>
-            </w:r>
-          </w:p>
-        </w:tc>
-        <w:tc>
-          <w:tcPr>
-            <w:tcW w:w="6626" w:type="dxa"/>
-            <w:vAlign w:val="center"/>
-          </w:tcPr>
-          <w:p>
-            <w:pPr>
-              <w:spacing w:before="20" w:after="20"/>
-              <w:rPr>
-                <w:rFonts w:ascii="Times New Roman" w:hAnsi="Times New Roman" w:cs="Times New Roman"/>
-                <w:sz w:val="24"/>
-                <w:szCs w:val="24"/>
-              </w:rPr>
-            </w:pPr>
-            <w:r>
-              <w:rPr>
-                <w:rFonts w:ascii="Times New Roman" w:hAnsi="Times New Roman" w:cs="Times New Roman"/>
-                <w:sz w:val="24"/>
-                <w:szCs w:val="24"/>
-              </w:rPr>
-              <w:t>The student is able to analyze data structure performance using collections and optimize access patterns (Competencies:4.6.1).</w:t>
-            </w:r>
-            <w:r>
-              <w:rPr>
-                <w:rFonts w:ascii="Times New Roman" w:hAnsi="Times New Roman" w:cs="Times New Roman"/>
-                <w:sz w:val="24"/>
-                <w:szCs w:val="24"/>
-              </w:rPr>
-              <w:br/>
-              <w:t>The student is able to interpret and validate results produced by collection-based algorithms (Competencies:4.6.2).</w:t>
-            </w:r>
-          </w:p>
-        </w:tc>
-      </w:tr>
-      <w:tr>
-        <w:trPr>
-          <w:jc w:val="center"/>
-        </w:trPr>
-        <w:tc>
-          <w:tcPr>
-            <w:tcW w:w="1083" w:type="dxa"/>
             <w:vMerge/>
             <w:vAlign w:val="center"/>
           </w:tcPr>
@@ -8448,7 +7678,6 @@
           <w:sz w:val="24"/>
           <w:szCs w:val="24"/>
         </w:rPr>
-        <w:lastRenderedPageBreak/>
         <w:t>SDG Mapping:</w:t>
       </w:r>
     </w:p>
@@ -9243,6 +8472,110 @@
                 <w:szCs w:val="24"/>
               </w:rPr>
               <w:t>15</w:t>
+            </w:r>
+          </w:p>
+        </w:tc>
+      </w:tr>
+      <w:tr>
+        <w:trPr>
+          <w:jc w:val="center"/>
+        </w:trPr>
+        <w:tc>
+          <w:tcPr>
+            <w:tcW w:w="1728" w:type="dxa"/>
+            <w:vAlign w:val="center"/>
+          </w:tcPr>
+          <w:p>
+            <w:pPr>
+              <w:spacing w:before="20" w:after="20"/>
+              <w:jc w:val="center"/>
+              <w:rPr>
+                <w:rFonts w:ascii="Times New Roman" w:hAnsi="Times New Roman" w:cs="Times New Roman"/>
+                <w:sz w:val="24"/>
+                <w:szCs w:val="24"/>
+              </w:rPr>
+            </w:pPr>
+            <w:r>
+              <w:rPr>
+                <w:rFonts w:ascii="Times New Roman" w:hAnsi="Times New Roman" w:cs="Times New Roman"/>
+                <w:sz w:val="24"/>
+                <w:szCs w:val="24"/>
+              </w:rPr>
+              <w:t>T</w:t>
+            </w:r>
+          </w:p>
+        </w:tc>
+        <w:tc>
+          <w:tcPr>
+            <w:tcW w:w="5040" w:type="dxa"/>
+            <w:vAlign w:val="center"/>
+          </w:tcPr>
+          <w:p>
+            <w:pPr>
+              <w:spacing w:before="20" w:after="20"/>
+              <w:rPr>
+                <w:rFonts w:ascii="Times New Roman" w:hAnsi="Times New Roman" w:cs="Times New Roman"/>
+                <w:sz w:val="24"/>
+                <w:szCs w:val="24"/>
+              </w:rPr>
+            </w:pPr>
+            <w:r>
+              <w:rPr>
+                <w:rFonts w:ascii="Times New Roman" w:hAnsi="Times New Roman" w:cs="Times New Roman"/>
+                <w:sz w:val="24"/>
+                <w:szCs w:val="24"/>
+              </w:rPr>
+              <w:t>Tutorial hours</w:t>
+            </w:r>
+          </w:p>
+        </w:tc>
+        <w:tc>
+          <w:tcPr>
+            <w:tcW w:w="2160" w:type="dxa"/>
+            <w:vAlign w:val="center"/>
+          </w:tcPr>
+          <w:p>
+            <w:pPr>
+              <w:spacing w:before="20" w:after="20"/>
+              <w:jc w:val="center"/>
+              <w:rPr>
+                <w:rFonts w:ascii="Times New Roman" w:hAnsi="Times New Roman" w:cs="Times New Roman"/>
+                <w:sz w:val="24"/>
+                <w:szCs w:val="24"/>
+              </w:rPr>
+            </w:pPr>
+            <w:r>
+              <w:rPr>
+                <w:rFonts w:ascii="Times New Roman" w:hAnsi="Times New Roman" w:cs="Times New Roman"/>
+                <w:sz w:val="24"/>
+                <w:szCs w:val="24"/>
+              </w:rPr>
+              <w:t>-</w:t>
+            </w:r>
+          </w:p>
+        </w:tc>
+        <w:tc>
+          <w:tcPr>
+            <w:tcW w:w="1008" w:type="dxa"/>
+            <w:vAlign w:val="center"/>
+          </w:tcPr>
+          <w:p>
+            <w:pPr>
+              <w:spacing w:before="20" w:after="20"/>
+              <w:jc w:val="center"/>
+              <w:rPr>
+                <w:rFonts w:ascii="Times New Roman" w:hAnsi="Times New Roman" w:cs="Times New Roman"/>
+                <w:sz w:val="24"/>
+                <w:szCs w:val="24"/>
+              </w:rPr>
+            </w:pPr>
+            <w:r>
+              <w:rPr>
+                <w:rFonts w:ascii="Times New Roman" w:hAnsi="Times New Roman" w:cs="Times New Roman"/>
+                <w:sz w:val="24"/>
+                <w:szCs w:val="24"/>
+              </w:rPr>
+              <w:t>-</w:t>
             </w:r>
           </w:p>
         </w:tc>

--- a/Java-Programming-R23-Syllabus.docx
+++ b/Java-Programming-R23-Syllabus.docx
@@ -3684,21 +3684,8 @@
       </w:r>
     </w:p>
     <w:p>
-      <w:pPr>
-        <w:spacing w:before="20" w:after="0"/>
-        <w:ind w:left="432"/>
-        <w:rPr>
-          <w:rFonts w:ascii="Times New Roman" w:hAnsi="Times New Roman" w:cs="Times New Roman"/>
-          <w:sz w:val="24"/>
-          <w:szCs w:val="24"/>
-        </w:rPr>
-      </w:pPr>
       <w:r>
-        <w:rPr>
-          <w:rFonts w:ascii="Times New Roman" w:hAnsi="Times New Roman" w:cs="Times New Roman"/>
-          <w:sz w:val="24"/>
-          <w:szCs w:val="24"/>
-        </w:rPr>
+        <w:rPr/>
         <w:t>4. Write a Java Program to implement the following class diagram:</w:t>
       </w:r>
     </w:p>
